--- a/Отчёт ПМ01 Виноградов.docx
+++ b/Отчёт ПМ01 Виноградов.docx
@@ -1841,6 +1841,179 @@
     </w:p>
     <w:p>
       <w:pPr>
+        <w:spacing w:after="160" w:line="259" w:lineRule="auto"/>
+        <w:rPr>
+          <w:color w:val="000000" w:themeColor="text1"/>
+          <w:sz w:val="28"/>
+        </w:rPr>
+      </w:pPr>
+      <w:r>
+        <w:br w:type="page"/>
+      </w:r>
+    </w:p>
+    <w:p>
+      <w:pPr>
+        <w:pStyle w:val="af4"/>
+      </w:pPr>
+      <w:r>
+        <w:lastRenderedPageBreak/>
+        <w:t>Приложение</w:t>
+      </w:r>
+    </w:p>
+    <w:p>
+      <w:pPr>
+        <w:pStyle w:val="a4"/>
+        <w:rPr>
+          <w:lang w:val="en-US"/>
+        </w:rPr>
+      </w:pPr>
+      <w:r>
+        <w:t xml:space="preserve">Ссылка на </w:t>
+      </w:r>
+      <w:r>
+        <w:rPr>
+          <w:lang w:val="en-US"/>
+        </w:rPr>
+        <w:t>GitHub</w:t>
+      </w:r>
+      <w:r>
+        <w:t xml:space="preserve">: </w:t>
+      </w:r>
+      <w:hyperlink r:id="rId8" w:history="1">
+        <w:r>
+          <w:rPr>
+            <w:rStyle w:val="ab"/>
+            <w:lang w:val="en-US"/>
+          </w:rPr>
+          <w:t>https</w:t>
+        </w:r>
+        <w:r>
+          <w:rPr>
+            <w:rStyle w:val="ab"/>
+          </w:rPr>
+          <w:t>://</w:t>
+        </w:r>
+        <w:r>
+          <w:rPr>
+            <w:rStyle w:val="ab"/>
+            <w:lang w:val="en-US"/>
+          </w:rPr>
+          <w:t>github</w:t>
+        </w:r>
+        <w:r>
+          <w:rPr>
+            <w:rStyle w:val="ab"/>
+          </w:rPr>
+          <w:t>.</w:t>
+        </w:r>
+        <w:r>
+          <w:rPr>
+            <w:rStyle w:val="ab"/>
+            <w:lang w:val="en-US"/>
+          </w:rPr>
+          <w:t>com</w:t>
+        </w:r>
+        <w:r>
+          <w:rPr>
+            <w:rStyle w:val="ab"/>
+          </w:rPr>
+          <w:t>/</w:t>
+        </w:r>
+        <w:r>
+          <w:rPr>
+            <w:rStyle w:val="ab"/>
+            <w:lang w:val="en-US"/>
+          </w:rPr>
+          <w:t>JekaSurek</w:t>
+        </w:r>
+        <w:r>
+          <w:rPr>
+            <w:rStyle w:val="ab"/>
+          </w:rPr>
+          <w:t>/</w:t>
+        </w:r>
+        <w:r>
+          <w:rPr>
+            <w:rStyle w:val="ab"/>
+            <w:lang w:val="en-US"/>
+          </w:rPr>
+          <w:t>PM</w:t>
+        </w:r>
+        <w:r>
+          <w:rPr>
+            <w:rStyle w:val="ab"/>
+          </w:rPr>
+          <w:t>01-</w:t>
+        </w:r>
+        <w:r>
+          <w:rPr>
+            <w:rStyle w:val="ab"/>
+            <w:lang w:val="en-US"/>
+          </w:rPr>
+          <w:t>Practic</w:t>
+        </w:r>
+      </w:hyperlink>
+    </w:p>
+    <w:p>
+      <w:pPr>
+        <w:pStyle w:val="a4"/>
+      </w:pPr>
+      <w:r>
+        <w:rPr>
+          <w:noProof/>
+        </w:rPr>
+        <w:drawing>
+          <wp:inline distT="0" distB="0" distL="0" distR="0" wp14:anchorId="545228F5" wp14:editId="68DDAB4D">
+            <wp:extent cx="1889760" cy="2026920"/>
+            <wp:effectExtent l="0" t="0" r="0" b="0"/>
+            <wp:docPr id="1" name="Рисунок 1"/>
+            <wp:cNvGraphicFramePr>
+              <a:graphicFrameLocks xmlns:a="http://schemas.openxmlformats.org/drawingml/2006/main" noChangeAspect="1"/>
+            </wp:cNvGraphicFramePr>
+            <a:graphic xmlns:a="http://schemas.openxmlformats.org/drawingml/2006/main">
+              <a:graphicData uri="http://schemas.openxmlformats.org/drawingml/2006/picture">
+                <pic:pic xmlns:pic="http://schemas.openxmlformats.org/drawingml/2006/picture">
+                  <pic:nvPicPr>
+                    <pic:cNvPr id="0" name="Picture 1"/>
+                    <pic:cNvPicPr>
+                      <a:picLocks noChangeAspect="1" noChangeArrowheads="1"/>
+                    </pic:cNvPicPr>
+                  </pic:nvPicPr>
+                  <pic:blipFill>
+                    <a:blip r:embed="rId9" cstate="print">
+                      <a:extLst>
+                        <a:ext uri="{28A0092B-C50C-407E-A947-70E740481C1C}">
+                          <a14:useLocalDpi xmlns:a14="http://schemas.microsoft.com/office/drawing/2010/main" val="0"/>
+                        </a:ext>
+                      </a:extLst>
+                    </a:blip>
+                    <a:srcRect/>
+                    <a:stretch>
+                      <a:fillRect/>
+                    </a:stretch>
+                  </pic:blipFill>
+                  <pic:spPr bwMode="auto">
+                    <a:xfrm>
+                      <a:off x="0" y="0"/>
+                      <a:ext cx="1889760" cy="2026920"/>
+                    </a:xfrm>
+                    <a:prstGeom prst="rect">
+                      <a:avLst/>
+                    </a:prstGeom>
+                    <a:noFill/>
+                    <a:ln>
+                      <a:noFill/>
+                    </a:ln>
+                  </pic:spPr>
+                </pic:pic>
+              </a:graphicData>
+            </a:graphic>
+          </wp:inline>
+        </w:drawing>
+      </w:r>
+    </w:p>
+    <w:p>
+      <w:pPr>
         <w:pStyle w:val="a4"/>
       </w:pPr>
     </w:p>
@@ -1861,7 +2034,7 @@
       </w:pPr>
     </w:p>
     <w:sectPr>
-      <w:footerReference w:type="default" r:id="rId8"/>
+      <w:footerReference w:type="default" r:id="rId10"/>
       <w:pgSz w:w="11906" w:h="16838"/>
       <w:pgMar w:top="567" w:right="567" w:bottom="567" w:left="709" w:header="708" w:footer="708" w:gutter="0"/>
       <w:pgNumType w:start="1"/>
@@ -11029,6 +11202,18 @@
       <w:szCs w:val="28"/>
     </w:rPr>
   </w:style>
+  <w:style w:type="character" w:styleId="af6">
+    <w:name w:val="Unresolved Mention"/>
+    <w:basedOn w:val="a1"/>
+    <w:uiPriority w:val="99"/>
+    <w:semiHidden/>
+    <w:unhideWhenUsed/>
+    <w:rsid w:val="006B4405"/>
+    <w:rPr>
+      <w:color w:val="605E5C"/>
+      <w:shd w:val="clear" w:color="auto" w:fill="E1DFDD"/>
+    </w:rPr>
+  </w:style>
   <w:style w:type="character" w:customStyle="1" w:styleId="af5">
     <w:name w:val="ЗАГОЛОВОК Знак"/>
     <w:basedOn w:val="a1"/>
